--- a/docs/AI_Retail_Platform_PRD_SRS_Draft.docx
+++ b/docs/AI_Retail_Platform_PRD_SRS_Draft.docx
@@ -3982,7 +3982,7 @@
         <w:spacing w:after="80"/>
       </w:pPr>
       <w:r>
-        <w:t xml:space="preserve">Modeling approach: separate regression model (e.g., Linear / Random Forest / Gradient Boosting Regression) trained on each product's own historical (price, quantity) pairs — architecturally independent from the forecasting pipeline.</w:t>
+        <w:t xml:space="preserve">Modeling approach: separate regression model (trained offline in Google Colab and loaded by the backend). Training is performed offline in Google Colab. The backend loads pretrained model artifacts and performs inference only.  (trained offline in Google Colab and loaded by the backend). Training is performed offline in Google Colab. The backend loads pretrained model artifacts and performs inference only.  (e.g., Linear / Random Forest / Gradient Boosting Regression) trained on each product's own historical (price, quantity) pairs — architecturally independent from the forecasting pipeline.</w:t>
       </w:r>
     </w:p>
     <w:p>
